--- a/MAU BB TO TUNG/THU TUC NHAP TRAI/mau de dua vao nha tam giu/GIU NGUOI TRONG TRUONG HOP KHAN CAP/1. BB GIỮ NGƯỜI TRONG TRƯỜNG HỢP KHẨN CẤP.docx
+++ b/MAU BB TO TUNG/THU TUC NHAP TRAI/mau de dua vao nha tam giu/GIU NGUOI TRONG TRUONG HOP KHAN CAP/1. BB GIỮ NGƯỜI TRONG TRƯỜNG HỢP KHẨN CẤP.docx
@@ -1447,6 +1447,13 @@
           <w:sz w:val="28"/>
           <w:szCs w:val="28"/>
         </w:rPr>
+        <w:tab/>
+      </w:r>
+      <w:r>
+        <w:rPr>
+          <w:sz w:val="28"/>
+          <w:szCs w:val="28"/>
+        </w:rPr>
         <w:t>cấp {doituong1_ngay_cap}</w:t>
       </w:r>
       <w:r>
@@ -1454,7 +1461,7 @@
           <w:sz w:val="28"/>
           <w:szCs w:val="28"/>
         </w:rPr>
-        <w:tab/>
+        <w:t xml:space="preserve">. </w:t>
       </w:r>
       <w:r>
         <w:rPr>
